--- a/docs/SAP_AI对话助手_后端部署详细文档_V13.docx
+++ b/docs/SAP_AI对话助手_后端部署详细文档_V13.docx
@@ -38307,6 +38307,614 @@
       <w:pPr>
         <w:spacing w:after="120"/>
       </w:pPr>
+    </w:p>
+    <w:p>
+      <w:r>
+        <w:br w:type="page"/>
+      </w:r>
+    </w:p>
+    <w:p>
+      <w:r>
+        <w:rPr>
+          <w:b/>
+          <w:highlight w:val="yellow"/>
+        </w:rPr>
+        <w:t>2026-10-11 当前部署入口补充</w:t>
+      </w:r>
+    </w:p>
+    <w:p>
+      <w:r>
+        <w:rPr>
+          <w:b w:val="0"/>
+          <w:highlight w:val="yellow"/>
+        </w:rPr>
+        <w:t>原 V13 文档保留历史建表字段；本页是当前 A/B 批实际执行顺序，防止照旧版本误贴源码。</w:t>
+      </w:r>
+    </w:p>
+    <w:p>
+      <w:r>
+        <w:rPr>
+          <w:b w:val="0"/>
+          <w:highlight w:val="yellow"/>
+        </w:rPr>
+        <w:t>黄色高亮为本次 2026-10-11 A/B 批新增或改写内容。Word 打开后请右键目录，选择“更新域 → 更新整个目录”刷新页码。</w:t>
+      </w:r>
+    </w:p>
+    <w:p>
+      <w:r>
+        <w:rPr>
+          <w:b w:val="0"/>
+          <w:highlight w:val="yellow"/>
+        </w:rPr>
+        <w:t>当前批次不新增 SE11 表、不新增必填字段。整类/整程序替换对象共 9 个：REPORT_SERVICE V1.0.11、REPORT_EXEC_SAP V1.0e、CHAT_SERVICE V2.3、DOMAIN_CARDS V1.2、TOOL_REGISTRY V15.1、INTENT_ROUTER V1.0.5、AGENT_SERVICE V15.2、DPC_EXT V15.2、ZRMM_IDP_0702 V1.2。</w:t>
+      </w:r>
+    </w:p>
+    <w:tbl>
+      <w:tblPr>
+        <w:tblW w:type="auto" w:w="0"/>
+        <w:jc w:val="center"/>
+        <w:tblLook w:firstColumn="1" w:firstRow="1" w:lastColumn="0" w:lastRow="0" w:noHBand="0" w:noVBand="1" w:val="04A0"/>
+      </w:tblPr>
+      <w:tblGrid>
+        <w:gridCol w:w="2197"/>
+        <w:gridCol w:w="2197"/>
+        <w:gridCol w:w="2197"/>
+        <w:gridCol w:w="2197"/>
+      </w:tblGrid>
+      <w:tr>
+        <w:tc>
+          <w:tcPr>
+            <w:tcW w:type="dxa" w:w="2197"/>
+            <w:vAlign w:val="center"/>
+          </w:tcPr>
+          <w:p>
+            <w:r>
+              <w:rPr>
+                <w:b/>
+                <w:highlight w:val="yellow"/>
+              </w:rPr>
+              <w:t>顺序</w:t>
+            </w:r>
+          </w:p>
+        </w:tc>
+        <w:tc>
+          <w:tcPr>
+            <w:tcW w:type="dxa" w:w="2197"/>
+            <w:vAlign w:val="center"/>
+          </w:tcPr>
+          <w:p>
+            <w:r>
+              <w:rPr>
+                <w:b/>
+                <w:highlight w:val="yellow"/>
+              </w:rPr>
+              <w:t>事务</w:t>
+            </w:r>
+          </w:p>
+        </w:tc>
+        <w:tc>
+          <w:tcPr>
+            <w:tcW w:type="dxa" w:w="2197"/>
+            <w:vAlign w:val="center"/>
+          </w:tcPr>
+          <w:p>
+            <w:r>
+              <w:rPr>
+                <w:b/>
+                <w:highlight w:val="yellow"/>
+              </w:rPr>
+              <w:t>对象/动作</w:t>
+            </w:r>
+          </w:p>
+        </w:tc>
+        <w:tc>
+          <w:tcPr>
+            <w:tcW w:type="dxa" w:w="2197"/>
+            <w:vAlign w:val="center"/>
+          </w:tcPr>
+          <w:p>
+            <w:r>
+              <w:rPr>
+                <w:b/>
+                <w:highlight w:val="yellow"/>
+              </w:rPr>
+              <w:t>必须核对</w:t>
+            </w:r>
+          </w:p>
+        </w:tc>
+      </w:tr>
+      <w:tr>
+        <w:tc>
+          <w:tcPr>
+            <w:tcW w:type="dxa" w:w="2197"/>
+            <w:vAlign w:val="center"/>
+          </w:tcPr>
+          <w:p>
+            <w:r>
+              <w:rPr>
+                <w:highlight w:val="yellow"/>
+              </w:rPr>
+              <w:t>1</w:t>
+            </w:r>
+          </w:p>
+        </w:tc>
+        <w:tc>
+          <w:tcPr>
+            <w:tcW w:type="dxa" w:w="2197"/>
+            <w:vAlign w:val="center"/>
+          </w:tcPr>
+          <w:p>
+            <w:r>
+              <w:rPr>
+                <w:highlight w:val="yellow"/>
+              </w:rPr>
+              <w:t>SE24</w:t>
+            </w:r>
+          </w:p>
+        </w:tc>
+        <w:tc>
+          <w:tcPr>
+            <w:tcW w:type="dxa" w:w="2197"/>
+            <w:vAlign w:val="center"/>
+          </w:tcPr>
+          <w:p>
+            <w:r>
+              <w:rPr>
+                <w:highlight w:val="yellow"/>
+              </w:rPr>
+              <w:t>REPORT_SERVICE + REPORT_EXEC_SAP</w:t>
+            </w:r>
+          </w:p>
+        </w:tc>
+        <w:tc>
+          <w:tcPr>
+            <w:tcW w:type="dxa" w:w="2197"/>
+            <w:vAlign w:val="center"/>
+          </w:tcPr>
+          <w:p>
+            <w:r>
+              <w:rPr>
+                <w:highlight w:val="yellow"/>
+              </w:rPr>
+              <w:t>一起批量激活；adapter_real_for_run；strtimmed='X'</w:t>
+            </w:r>
+          </w:p>
+        </w:tc>
+      </w:tr>
+      <w:tr>
+        <w:tc>
+          <w:tcPr>
+            <w:tcW w:type="dxa" w:w="2197"/>
+            <w:vAlign w:val="center"/>
+          </w:tcPr>
+          <w:p>
+            <w:r>
+              <w:rPr>
+                <w:highlight w:val="yellow"/>
+              </w:rPr>
+              <w:t>2</w:t>
+            </w:r>
+          </w:p>
+        </w:tc>
+        <w:tc>
+          <w:tcPr>
+            <w:tcW w:type="dxa" w:w="2197"/>
+            <w:vAlign w:val="center"/>
+          </w:tcPr>
+          <w:p>
+            <w:r>
+              <w:rPr>
+                <w:highlight w:val="yellow"/>
+              </w:rPr>
+              <w:t>SE24</w:t>
+            </w:r>
+          </w:p>
+        </w:tc>
+        <w:tc>
+          <w:tcPr>
+            <w:tcW w:type="dxa" w:w="2197"/>
+            <w:vAlign w:val="center"/>
+          </w:tcPr>
+          <w:p>
+            <w:r>
+              <w:rPr>
+                <w:highlight w:val="yellow"/>
+              </w:rPr>
+              <w:t>CHAT_SERVICE</w:t>
+            </w:r>
+          </w:p>
+        </w:tc>
+        <w:tc>
+          <w:tcPr>
+            <w:tcW w:type="dxa" w:w="2197"/>
+            <w:vAlign w:val="center"/>
+          </w:tcPr>
+          <w:p>
+            <w:r>
+              <w:rPr>
+                <w:highlight w:val="yellow"/>
+              </w:rPr>
+              <w:t>v8_get_role/read_program_meta PUBLIC</w:t>
+            </w:r>
+          </w:p>
+        </w:tc>
+      </w:tr>
+      <w:tr>
+        <w:tc>
+          <w:tcPr>
+            <w:tcW w:type="dxa" w:w="2197"/>
+            <w:vAlign w:val="center"/>
+          </w:tcPr>
+          <w:p>
+            <w:r>
+              <w:rPr>
+                <w:highlight w:val="yellow"/>
+              </w:rPr>
+              <w:t>3</w:t>
+            </w:r>
+          </w:p>
+        </w:tc>
+        <w:tc>
+          <w:tcPr>
+            <w:tcW w:type="dxa" w:w="2197"/>
+            <w:vAlign w:val="center"/>
+          </w:tcPr>
+          <w:p>
+            <w:r>
+              <w:rPr>
+                <w:highlight w:val="yellow"/>
+              </w:rPr>
+              <w:t>SE24</w:t>
+            </w:r>
+          </w:p>
+        </w:tc>
+        <w:tc>
+          <w:tcPr>
+            <w:tcW w:type="dxa" w:w="2197"/>
+            <w:vAlign w:val="center"/>
+          </w:tcPr>
+          <w:p>
+            <w:r>
+              <w:rPr>
+                <w:highlight w:val="yellow"/>
+              </w:rPr>
+              <w:t>DOMAIN_CARDS → TOOL_REGISTRY → INTENT_ROUTER</w:t>
+            </w:r>
+          </w:p>
+        </w:tc>
+        <w:tc>
+          <w:tcPr>
+            <w:tcW w:type="dxa" w:w="2197"/>
+            <w:vAlign w:val="center"/>
+          </w:tcPr>
+          <w:p>
+            <w:r>
+              <w:rPr>
+                <w:highlight w:val="yellow"/>
+              </w:rPr>
+              <w:t>CODE 卡、read_program_source、场景约束</w:t>
+            </w:r>
+          </w:p>
+        </w:tc>
+      </w:tr>
+      <w:tr>
+        <w:tc>
+          <w:tcPr>
+            <w:tcW w:type="dxa" w:w="2197"/>
+            <w:vAlign w:val="center"/>
+          </w:tcPr>
+          <w:p>
+            <w:r>
+              <w:rPr>
+                <w:highlight w:val="yellow"/>
+              </w:rPr>
+              <w:t>4</w:t>
+            </w:r>
+          </w:p>
+        </w:tc>
+        <w:tc>
+          <w:tcPr>
+            <w:tcW w:type="dxa" w:w="2197"/>
+            <w:vAlign w:val="center"/>
+          </w:tcPr>
+          <w:p>
+            <w:r>
+              <w:rPr>
+                <w:highlight w:val="yellow"/>
+              </w:rPr>
+              <w:t>SE24</w:t>
+            </w:r>
+          </w:p>
+        </w:tc>
+        <w:tc>
+          <w:tcPr>
+            <w:tcW w:type="dxa" w:w="2197"/>
+            <w:vAlign w:val="center"/>
+          </w:tcPr>
+          <w:p>
+            <w:r>
+              <w:rPr>
+                <w:highlight w:val="yellow"/>
+              </w:rPr>
+              <w:t>AGENT_SERVICE</w:t>
+            </w:r>
+          </w:p>
+        </w:tc>
+        <w:tc>
+          <w:tcPr>
+            <w:tcW w:type="dxa" w:w="2197"/>
+            <w:vAlign w:val="center"/>
+          </w:tcPr>
+          <w:p>
+            <w:r>
+              <w:rPr>
+                <w:highlight w:val="yellow"/>
+              </w:rPr>
+              <w:t>结果上下文、400 行源码页、USER_HIDE_SRC、模型白名单</w:t>
+            </w:r>
+          </w:p>
+        </w:tc>
+      </w:tr>
+      <w:tr>
+        <w:tc>
+          <w:tcPr>
+            <w:tcW w:type="dxa" w:w="2197"/>
+            <w:vAlign w:val="center"/>
+          </w:tcPr>
+          <w:p>
+            <w:r>
+              <w:rPr>
+                <w:highlight w:val="yellow"/>
+              </w:rPr>
+              <w:t>5</w:t>
+            </w:r>
+          </w:p>
+        </w:tc>
+        <w:tc>
+          <w:tcPr>
+            <w:tcW w:type="dxa" w:w="2197"/>
+            <w:vAlign w:val="center"/>
+          </w:tcPr>
+          <w:p>
+            <w:r>
+              <w:rPr>
+                <w:highlight w:val="yellow"/>
+              </w:rPr>
+              <w:t>SEGW</w:t>
+            </w:r>
+          </w:p>
+        </w:tc>
+        <w:tc>
+          <w:tcPr>
+            <w:tcW w:type="dxa" w:w="2197"/>
+            <w:vAlign w:val="center"/>
+          </w:tcPr>
+          <w:p>
+            <w:r>
+              <w:rPr>
+                <w:highlight w:val="yellow"/>
+              </w:rPr>
+              <w:t>AnalyzeTask 增 Scene</w:t>
+            </w:r>
+          </w:p>
+        </w:tc>
+        <w:tc>
+          <w:tcPr>
+            <w:tcW w:type="dxa" w:w="2197"/>
+            <w:vAlign w:val="center"/>
+          </w:tcPr>
+          <w:p>
+            <w:r>
+              <w:rPr>
+                <w:highlight w:val="yellow"/>
+              </w:rPr>
+              <w:t>Edm.String、Nullable；Generate Runtime</w:t>
+            </w:r>
+          </w:p>
+        </w:tc>
+      </w:tr>
+      <w:tr>
+        <w:tc>
+          <w:tcPr>
+            <w:tcW w:type="dxa" w:w="2197"/>
+            <w:vAlign w:val="center"/>
+          </w:tcPr>
+          <w:p>
+            <w:r>
+              <w:rPr>
+                <w:highlight w:val="yellow"/>
+              </w:rPr>
+              <w:t>6</w:t>
+            </w:r>
+          </w:p>
+        </w:tc>
+        <w:tc>
+          <w:tcPr>
+            <w:tcW w:type="dxa" w:w="2197"/>
+            <w:vAlign w:val="center"/>
+          </w:tcPr>
+          <w:p>
+            <w:r>
+              <w:rPr>
+                <w:highlight w:val="yellow"/>
+              </w:rPr>
+              <w:t>SE24</w:t>
+            </w:r>
+          </w:p>
+        </w:tc>
+        <w:tc>
+          <w:tcPr>
+            <w:tcW w:type="dxa" w:w="2197"/>
+            <w:vAlign w:val="center"/>
+          </w:tcPr>
+          <w:p>
+            <w:r>
+              <w:rPr>
+                <w:highlight w:val="yellow"/>
+              </w:rPr>
+              <w:t>DPC_EXT</w:t>
+            </w:r>
+          </w:p>
+        </w:tc>
+        <w:tc>
+          <w:tcPr>
+            <w:tcW w:type="dxa" w:w="2197"/>
+            <w:vAlign w:val="center"/>
+          </w:tcPr>
+          <w:p>
+            <w:r>
+              <w:rPr>
+                <w:highlight w:val="yellow"/>
+              </w:rPr>
+              <w:t>FocusedArtifactId 与 Scene 透传后激活</w:t>
+            </w:r>
+          </w:p>
+        </w:tc>
+      </w:tr>
+      <w:tr>
+        <w:tc>
+          <w:tcPr>
+            <w:tcW w:type="dxa" w:w="2197"/>
+            <w:vAlign w:val="center"/>
+          </w:tcPr>
+          <w:p>
+            <w:r>
+              <w:rPr>
+                <w:highlight w:val="yellow"/>
+              </w:rPr>
+              <w:t>7</w:t>
+            </w:r>
+          </w:p>
+        </w:tc>
+        <w:tc>
+          <w:tcPr>
+            <w:tcW w:type="dxa" w:w="2197"/>
+            <w:vAlign w:val="center"/>
+          </w:tcPr>
+          <w:p>
+            <w:r>
+              <w:rPr>
+                <w:highlight w:val="yellow"/>
+              </w:rPr>
+              <w:t>SE38</w:t>
+            </w:r>
+          </w:p>
+        </w:tc>
+        <w:tc>
+          <w:tcPr>
+            <w:tcW w:type="dxa" w:w="2197"/>
+            <w:vAlign w:val="center"/>
+          </w:tcPr>
+          <w:p>
+            <w:r>
+              <w:rPr>
+                <w:highlight w:val="yellow"/>
+              </w:rPr>
+              <w:t>ZRMM_IDP_0702</w:t>
+            </w:r>
+          </w:p>
+        </w:tc>
+        <w:tc>
+          <w:tcPr>
+            <w:tcW w:type="dxa" w:w="2197"/>
+            <w:vAlign w:val="center"/>
+          </w:tcPr>
+          <w:p>
+            <w:r>
+              <w:rPr>
+                <w:highlight w:val="yellow"/>
+              </w:rPr>
+              <w:t>compress=false；AI 通道空工厂 MESSAGE TYPE E</w:t>
+            </w:r>
+          </w:p>
+        </w:tc>
+      </w:tr>
+    </w:tbl>
+    <w:p>
+      <w:r>
+        <w:rPr>
+          <w:b w:val="0"/>
+          <w:highlight w:val="yellow"/>
+        </w:rPr>
+        <w:t>SEGW AnalyzeTask 的 Scene 可选值只有 REPORT、DATA、INVENTORY、CODE、AUTO。FocusedArtifactId 已存在，不要重复创建。旧前端或旧 metadata 不传 Scene 时，后端按 AUTO 兼容。</w:t>
+      </w:r>
+    </w:p>
+    <w:p>
+      <w:r>
+        <w:rPr>
+          <w:b w:val="0"/>
+          <w:highlight w:val="yellow"/>
+        </w:rPr>
+        <w:t>ZAI_CHAT_CFG 可选键：AGENT_MODELS、AGENT_MODELS_RPT、AGENT_MODELS_DATA、AGENT_MODELS_INV、AGENT_MODELS_CODE、CHAT_SAP_ACCESS。场景键覆盖全局键，空值表示不限制；前端设置页保存，后端强制校验。</w:t>
+      </w:r>
+    </w:p>
+    <w:p>
+      <w:r>
+        <w:rPr>
+          <w:b w:val="0"/>
+          <w:highlight w:val="yellow"/>
+        </w:rPr>
+        <w:t>报表真实作业验收必须同时检查：SM37 已释放/运行中、无空闲进程降级、失败空作业删除、P/Z 状态解释、columns 列并集、READY/FAILED 任务回写、ArtifactId 归属和结果追问上下文。</w:t>
+      </w:r>
+    </w:p>
+    <w:p>
+      <w:r>
+        <w:rPr>
+          <w:b w:val="0"/>
+          <w:highlight w:val="yellow"/>
+        </w:rPr>
+        <w:t>仓库版本落后提醒：ZCL_AI_DATA_ANALYSIS_SERVICE 线上 V13.4c、ZCL_AI_REPORT_MOCK 线上 V1.1；当前部署不要用仓库旧版本覆盖线上。</w:t>
+      </w:r>
+    </w:p>
+    <w:p>
+      <w:r>
+        <w:br w:type="page"/>
+      </w:r>
+    </w:p>
+    <w:p>
+      <w:r>
+        <w:rPr>
+          <w:b/>
+          <w:highlight w:val="yellow"/>
+        </w:rPr>
+        <w:t>20261011 Agent 测评与后端部署边界</w:t>
+      </w:r>
+    </w:p>
+    <w:p>
+      <w:r>
+        <w:rPr>
+          <w:b w:val="0"/>
+          <w:highlight w:val="yellow"/>
+        </w:rPr>
+        <w:t>Agent 测评属于前端验收工具；后端只需提供当前 AnalyzeTask/AnalyzeAgent 协议和 Trace，不为测评单独建表或建接口。</w:t>
+      </w:r>
+    </w:p>
+    <w:p>
+      <w:r>
+        <w:rPr>
+          <w:b w:val="0"/>
+          <w:highlight w:val="yellow"/>
+        </w:rPr>
+        <w:t>本页是 2026-10-11 Agent 测评增量；黄色高亮为新增内容。Word 打开后请 Ctrl+A → F9 更新目录域。</w:t>
+      </w:r>
+    </w:p>
+    <w:p>
+      <w:r>
+        <w:rPr>
+          <w:b w:val="0"/>
+          <w:highlight w:val="yellow"/>
+        </w:rPr>
+        <w:t>管理员测评通过已有 OData 链路验证 REPORT/DATA/INVENTORY/CODE/AUTO 的真实路由、工具白名单、Scene 参数、模型白名单、参数卡和错误协议。Scene 未进 metadata 时，requiresScene 题跳过，其余 AUTO 兼容；这不是后端激活失败，但必须在报告中单独写明。</w:t>
+      </w:r>
+    </w:p>
+    <w:p>
+      <w:r>
+        <w:rPr>
+          <w:b w:val="0"/>
+          <w:highlight w:val="yellow"/>
+        </w:rPr>
+        <w:t>部署前后各跑一次 20261011 题库，比较通过率、跳过数、工具被拒、错误/超时/协议错、平均轮数和耗时；报告和 JSON 明细归档。REPORT 题只拿参数卡，不提交真实作业；演示模式不能作为现场通过证据。</w:t>
+      </w:r>
     </w:p>
     <w:sectPr>
       <w:headerReference w:type="default" r:id="rId9"/>
